--- a/Network_Device_Inventory.docx
+++ b/Network_Device_Inventory.docx
@@ -8,11 +8,223 @@
           <w:rFonts w:ascii="Arial" w:hAnsi="Arial" w:cs="Arial"/>
           <w:b/>
           <w:bCs/>
+          <w:sz w:val="24"/>
+          <w:szCs w:val="24"/>
+        </w:rPr>
+      </w:pPr>
+      <w:r>
+        <w:rPr>
+          <w:rFonts w:ascii="Arial" w:hAnsi="Arial" w:cs="Arial"/>
+          <w:b/>
+          <w:bCs/>
+          <w:sz w:val="24"/>
+          <w:szCs w:val="24"/>
+        </w:rPr>
+        <w:t>Network Device Inventory</w:t>
+      </w:r>
+    </w:p>
+    <w:p>
+      <w:pPr>
+        <w:rPr>
+          <w:rFonts w:ascii="Arial" w:hAnsi="Arial" w:cs="Arial"/>
+          <w:sz w:val="24"/>
+          <w:szCs w:val="24"/>
+        </w:rPr>
+      </w:pPr>
+      <w:r>
+        <w:rPr>
+          <w:rFonts w:ascii="Arial" w:hAnsi="Arial" w:cs="Arial"/>
+          <w:sz w:val="24"/>
+          <w:szCs w:val="24"/>
+        </w:rPr>
+        <w:t xml:space="preserve">for </w:t>
+      </w:r>
+      <w:r>
+        <w:rPr>
+          <w:rFonts w:ascii="Arial" w:hAnsi="Arial" w:cs="Arial"/>
+          <w:b/>
+          <w:bCs/>
+          <w:sz w:val="24"/>
+          <w:szCs w:val="24"/>
+        </w:rPr>
+        <w:t>Masakhane Technologies</w:t>
+      </w:r>
+    </w:p>
+    <w:p>
+      <w:pPr>
+        <w:rPr>
+          <w:rFonts w:ascii="Arial" w:hAnsi="Arial" w:cs="Arial"/>
+          <w:sz w:val="24"/>
+          <w:szCs w:val="24"/>
+        </w:rPr>
+      </w:pPr>
+    </w:p>
+    <w:p>
+      <w:pPr>
+        <w:rPr>
+          <w:rFonts w:ascii="Arial" w:hAnsi="Arial" w:cs="Arial"/>
+          <w:b/>
+          <w:bCs/>
+          <w:sz w:val="24"/>
+          <w:szCs w:val="24"/>
+        </w:rPr>
+      </w:pPr>
+      <w:r>
+        <w:rPr>
+          <w:rFonts w:ascii="Arial" w:hAnsi="Arial" w:cs="Arial"/>
+          <w:b/>
+          <w:bCs/>
+          <w:sz w:val="24"/>
+          <w:szCs w:val="24"/>
+        </w:rPr>
+        <w:t>Prepared by:</w:t>
+      </w:r>
+      <w:r>
+        <w:rPr>
+          <w:rFonts w:ascii="Arial" w:hAnsi="Arial" w:cs="Arial"/>
+          <w:b/>
+          <w:bCs/>
+          <w:sz w:val="24"/>
+          <w:szCs w:val="24"/>
+        </w:rPr>
+        <w:br/>
+      </w:r>
+    </w:p>
+    <w:p>
+      <w:pPr>
+        <w:rPr>
+          <w:rFonts w:ascii="Arial" w:hAnsi="Arial" w:cs="Arial"/>
+          <w:sz w:val="24"/>
+          <w:szCs w:val="24"/>
+        </w:rPr>
+      </w:pPr>
+      <w:r>
+        <w:rPr>
+          <w:rFonts w:ascii="Arial" w:hAnsi="Arial" w:cs="Arial"/>
+          <w:sz w:val="24"/>
+          <w:szCs w:val="24"/>
+        </w:rPr>
+        <w:t>Kabelo Solomon Maphalla</w:t>
+      </w:r>
+    </w:p>
+    <w:p>
+      <w:pPr>
+        <w:rPr>
+          <w:rFonts w:ascii="Arial" w:hAnsi="Arial" w:cs="Arial"/>
+          <w:sz w:val="24"/>
+          <w:szCs w:val="24"/>
+        </w:rPr>
+      </w:pPr>
+      <w:r>
+        <w:rPr>
+          <w:rFonts w:ascii="Arial" w:hAnsi="Arial" w:cs="Arial"/>
+          <w:sz w:val="24"/>
+          <w:szCs w:val="24"/>
+        </w:rPr>
+        <w:t>Diploma in Information and Communication Technology Specialising in</w:t>
+      </w:r>
+    </w:p>
+    <w:p>
+      <w:pPr>
+        <w:rPr>
+          <w:rFonts w:ascii="Arial" w:hAnsi="Arial" w:cs="Arial"/>
+          <w:sz w:val="24"/>
+          <w:szCs w:val="24"/>
+        </w:rPr>
+      </w:pPr>
+      <w:r>
+        <w:rPr>
+          <w:rFonts w:ascii="Arial" w:hAnsi="Arial" w:cs="Arial"/>
+          <w:sz w:val="24"/>
+          <w:szCs w:val="24"/>
+        </w:rPr>
+        <w:t>(Application Development)</w:t>
+      </w:r>
+    </w:p>
+    <w:p>
+      <w:pPr>
+        <w:rPr>
+          <w:rFonts w:ascii="Arial" w:hAnsi="Arial" w:cs="Arial"/>
+          <w:sz w:val="24"/>
+          <w:szCs w:val="24"/>
+        </w:rPr>
+      </w:pPr>
+    </w:p>
+    <w:p>
+      <w:pPr>
+        <w:rPr>
+          <w:rFonts w:ascii="Arial" w:hAnsi="Arial" w:cs="Arial"/>
+          <w:b/>
+          <w:bCs/>
+          <w:sz w:val="24"/>
+          <w:szCs w:val="24"/>
+        </w:rPr>
+      </w:pPr>
+      <w:r>
+        <w:rPr>
+          <w:rFonts w:ascii="Arial" w:hAnsi="Arial" w:cs="Arial"/>
+          <w:b/>
+          <w:bCs/>
+          <w:sz w:val="24"/>
+          <w:szCs w:val="24"/>
+        </w:rPr>
+        <w:t>Project Start Date:</w:t>
+      </w:r>
+    </w:p>
+    <w:p>
+      <w:pPr>
+        <w:rPr>
+          <w:rFonts w:ascii="Arial" w:hAnsi="Arial" w:cs="Arial"/>
+          <w:sz w:val="24"/>
+          <w:szCs w:val="24"/>
+        </w:rPr>
+      </w:pPr>
+      <w:r>
+        <w:rPr>
+          <w:rFonts w:ascii="Arial" w:hAnsi="Arial" w:cs="Arial"/>
+          <w:sz w:val="24"/>
+          <w:szCs w:val="24"/>
+        </w:rPr>
+        <w:t>2</w:t>
+      </w:r>
+      <w:r>
+        <w:rPr>
+          <w:rFonts w:ascii="Arial" w:hAnsi="Arial" w:cs="Arial"/>
+          <w:sz w:val="24"/>
+          <w:szCs w:val="24"/>
+        </w:rPr>
+        <w:t xml:space="preserve"> </w:t>
+      </w:r>
+      <w:r>
+        <w:rPr>
+          <w:rFonts w:ascii="Arial" w:hAnsi="Arial" w:cs="Arial"/>
+          <w:sz w:val="24"/>
+          <w:szCs w:val="24"/>
+        </w:rPr>
+        <w:t>May</w:t>
+      </w:r>
+      <w:r>
+        <w:rPr>
+          <w:rFonts w:ascii="Arial" w:hAnsi="Arial" w:cs="Arial"/>
+          <w:sz w:val="24"/>
+          <w:szCs w:val="24"/>
+        </w:rPr>
+        <w:t xml:space="preserve"> 2026</w:t>
+      </w:r>
+    </w:p>
+    <w:p>
+      <w:pPr>
+        <w:rPr>
+          <w:rFonts w:ascii="Arial" w:hAnsi="Arial" w:cs="Arial"/>
+          <w:b/>
+          <w:bCs/>
           <w:sz w:val="28"/>
           <w:szCs w:val="28"/>
         </w:rPr>
       </w:pPr>
-      <w:r>
+    </w:p>
+    <w:p>
+      <w:pPr>
         <w:rPr>
           <w:rFonts w:ascii="Arial" w:hAnsi="Arial" w:cs="Arial"/>
           <w:b/>
@@ -20,7 +232,224 @@
           <w:sz w:val="28"/>
           <w:szCs w:val="28"/>
         </w:rPr>
-        <w:t>Masakhane Technologies – Master Network Build Table (Version 1)</w:t>
+      </w:pPr>
+    </w:p>
+    <w:p>
+      <w:pPr>
+        <w:rPr>
+          <w:rFonts w:ascii="Arial" w:hAnsi="Arial" w:cs="Arial"/>
+          <w:b/>
+          <w:bCs/>
+          <w:sz w:val="28"/>
+          <w:szCs w:val="28"/>
+        </w:rPr>
+      </w:pPr>
+    </w:p>
+    <w:p>
+      <w:pPr>
+        <w:rPr>
+          <w:rFonts w:ascii="Arial" w:hAnsi="Arial" w:cs="Arial"/>
+          <w:b/>
+          <w:bCs/>
+          <w:sz w:val="28"/>
+          <w:szCs w:val="28"/>
+        </w:rPr>
+      </w:pPr>
+    </w:p>
+    <w:p>
+      <w:pPr>
+        <w:rPr>
+          <w:rFonts w:ascii="Arial" w:hAnsi="Arial" w:cs="Arial"/>
+          <w:b/>
+          <w:bCs/>
+          <w:sz w:val="28"/>
+          <w:szCs w:val="28"/>
+        </w:rPr>
+      </w:pPr>
+    </w:p>
+    <w:p>
+      <w:pPr>
+        <w:rPr>
+          <w:rFonts w:ascii="Arial" w:hAnsi="Arial" w:cs="Arial"/>
+          <w:b/>
+          <w:bCs/>
+          <w:sz w:val="28"/>
+          <w:szCs w:val="28"/>
+        </w:rPr>
+      </w:pPr>
+    </w:p>
+    <w:p>
+      <w:pPr>
+        <w:rPr>
+          <w:rFonts w:ascii="Arial" w:hAnsi="Arial" w:cs="Arial"/>
+          <w:b/>
+          <w:bCs/>
+          <w:sz w:val="28"/>
+          <w:szCs w:val="28"/>
+        </w:rPr>
+      </w:pPr>
+    </w:p>
+    <w:p>
+      <w:pPr>
+        <w:rPr>
+          <w:rFonts w:ascii="Arial" w:hAnsi="Arial" w:cs="Arial"/>
+          <w:b/>
+          <w:bCs/>
+          <w:sz w:val="28"/>
+          <w:szCs w:val="28"/>
+        </w:rPr>
+      </w:pPr>
+    </w:p>
+    <w:p>
+      <w:pPr>
+        <w:rPr>
+          <w:rFonts w:ascii="Arial" w:hAnsi="Arial" w:cs="Arial"/>
+          <w:b/>
+          <w:bCs/>
+          <w:sz w:val="28"/>
+          <w:szCs w:val="28"/>
+        </w:rPr>
+      </w:pPr>
+    </w:p>
+    <w:p>
+      <w:pPr>
+        <w:rPr>
+          <w:rFonts w:ascii="Arial" w:hAnsi="Arial" w:cs="Arial"/>
+          <w:b/>
+          <w:bCs/>
+          <w:sz w:val="28"/>
+          <w:szCs w:val="28"/>
+        </w:rPr>
+      </w:pPr>
+    </w:p>
+    <w:p>
+      <w:pPr>
+        <w:rPr>
+          <w:rFonts w:ascii="Arial" w:hAnsi="Arial" w:cs="Arial"/>
+          <w:b/>
+          <w:bCs/>
+          <w:sz w:val="28"/>
+          <w:szCs w:val="28"/>
+        </w:rPr>
+      </w:pPr>
+    </w:p>
+    <w:p>
+      <w:pPr>
+        <w:rPr>
+          <w:rFonts w:ascii="Arial" w:hAnsi="Arial" w:cs="Arial"/>
+          <w:b/>
+          <w:bCs/>
+          <w:sz w:val="28"/>
+          <w:szCs w:val="28"/>
+        </w:rPr>
+      </w:pPr>
+    </w:p>
+    <w:p>
+      <w:pPr>
+        <w:rPr>
+          <w:rFonts w:ascii="Arial" w:hAnsi="Arial" w:cs="Arial"/>
+          <w:b/>
+          <w:bCs/>
+          <w:sz w:val="28"/>
+          <w:szCs w:val="28"/>
+        </w:rPr>
+      </w:pPr>
+    </w:p>
+    <w:p>
+      <w:pPr>
+        <w:rPr>
+          <w:rFonts w:ascii="Arial" w:hAnsi="Arial" w:cs="Arial"/>
+          <w:b/>
+          <w:bCs/>
+          <w:sz w:val="28"/>
+          <w:szCs w:val="28"/>
+        </w:rPr>
+      </w:pPr>
+    </w:p>
+    <w:p>
+      <w:pPr>
+        <w:rPr>
+          <w:rFonts w:ascii="Arial" w:hAnsi="Arial" w:cs="Arial"/>
+          <w:b/>
+          <w:bCs/>
+          <w:sz w:val="28"/>
+          <w:szCs w:val="28"/>
+        </w:rPr>
+      </w:pPr>
+    </w:p>
+    <w:p>
+      <w:pPr>
+        <w:rPr>
+          <w:rFonts w:ascii="Arial" w:hAnsi="Arial" w:cs="Arial"/>
+          <w:b/>
+          <w:bCs/>
+          <w:sz w:val="28"/>
+          <w:szCs w:val="28"/>
+        </w:rPr>
+      </w:pPr>
+    </w:p>
+    <w:p>
+      <w:pPr>
+        <w:rPr>
+          <w:rFonts w:ascii="Arial" w:hAnsi="Arial" w:cs="Arial"/>
+          <w:b/>
+          <w:bCs/>
+          <w:sz w:val="28"/>
+          <w:szCs w:val="28"/>
+        </w:rPr>
+      </w:pPr>
+    </w:p>
+    <w:p>
+      <w:pPr>
+        <w:rPr>
+          <w:rFonts w:ascii="Arial" w:hAnsi="Arial" w:cs="Arial"/>
+          <w:b/>
+          <w:bCs/>
+          <w:sz w:val="28"/>
+          <w:szCs w:val="28"/>
+        </w:rPr>
+      </w:pPr>
+    </w:p>
+    <w:p>
+      <w:pPr>
+        <w:rPr>
+          <w:rFonts w:ascii="Arial" w:hAnsi="Arial" w:cs="Arial"/>
+          <w:b/>
+          <w:bCs/>
+          <w:sz w:val="28"/>
+          <w:szCs w:val="28"/>
+        </w:rPr>
+      </w:pPr>
+      <w:r>
+        <w:rPr>
+          <w:rFonts w:ascii="Arial" w:hAnsi="Arial" w:cs="Arial"/>
+          <w:b/>
+          <w:bCs/>
+          <w:sz w:val="28"/>
+          <w:szCs w:val="28"/>
+        </w:rPr>
+        <w:lastRenderedPageBreak/>
+        <w:t>Masakhane Technologies – Master Network Build Table (Version 1</w:t>
+      </w:r>
+      <w:r>
+        <w:rPr>
+          <w:rFonts w:ascii="Arial" w:hAnsi="Arial" w:cs="Arial"/>
+          <w:b/>
+          <w:bCs/>
+          <w:sz w:val="28"/>
+          <w:szCs w:val="28"/>
+        </w:rPr>
+        <w:t>.0</w:t>
+      </w:r>
+      <w:r>
+        <w:rPr>
+          <w:rFonts w:ascii="Arial" w:hAnsi="Arial" w:cs="Arial"/>
+          <w:b/>
+          <w:bCs/>
+          <w:sz w:val="28"/>
+          <w:szCs w:val="28"/>
+        </w:rPr>
+        <w:t>)</w:t>
       </w:r>
     </w:p>
     <w:p>
@@ -1612,6 +2041,7 @@
                 <w:sz w:val="24"/>
                 <w:szCs w:val="24"/>
               </w:rPr>
+              <w:lastRenderedPageBreak/>
               <w:t>Access Point</w:t>
             </w:r>
           </w:p>
@@ -1751,7 +2181,6 @@
                 <w:sz w:val="24"/>
                 <w:szCs w:val="24"/>
               </w:rPr>
-              <w:lastRenderedPageBreak/>
               <w:br/>
             </w:r>
             <w:r>
@@ -2207,17 +2636,7 @@
           <w:sz w:val="28"/>
           <w:szCs w:val="28"/>
         </w:rPr>
-        <w:t xml:space="preserve"> Network </w:t>
-      </w:r>
-      <w:r>
-        <w:rPr>
-          <w:rFonts w:ascii="Arial" w:hAnsi="Arial" w:cs="Arial"/>
-          <w:b/>
-          <w:bCs/>
-          <w:sz w:val="28"/>
-          <w:szCs w:val="28"/>
-        </w:rPr>
-        <w:t>Printers</w:t>
+        <w:t xml:space="preserve"> Shared Network Printers</w:t>
       </w:r>
     </w:p>
     <w:tbl>
@@ -4323,6 +4742,7 @@
                 <w:sz w:val="28"/>
                 <w:szCs w:val="28"/>
               </w:rPr>
+              <w:lastRenderedPageBreak/>
               <w:t>SSID</w:t>
             </w:r>
           </w:p>
@@ -4596,7 +5016,6 @@
                             <w:sz w:val="24"/>
                             <w:szCs w:val="24"/>
                           </w:rPr>
-                          <w:lastRenderedPageBreak/>
                           <w:t>Secure corporate Wi-Fi providing access to internal resources according to VLAN membership and security policies.</w:t>
                         </w:r>
                       </w:p>
@@ -4648,7 +5067,6 @@
                 <w:sz w:val="24"/>
                 <w:szCs w:val="24"/>
               </w:rPr>
-              <w:lastRenderedPageBreak/>
               <w:t>Masakhane-Guest</w:t>
             </w:r>
           </w:p>
@@ -6243,6 +6661,7 @@
                 <w:sz w:val="28"/>
                 <w:szCs w:val="28"/>
               </w:rPr>
+              <w:lastRenderedPageBreak/>
               <w:t>Server</w:t>
             </w:r>
             <w:r>
@@ -6411,6 +6830,328 @@
           <w:szCs w:val="28"/>
         </w:rPr>
       </w:pPr>
+    </w:p>
+    <w:p>
+      <w:pPr>
+        <w:rPr>
+          <w:rFonts w:ascii="Arial" w:hAnsi="Arial" w:cs="Arial"/>
+          <w:b/>
+          <w:bCs/>
+          <w:sz w:val="28"/>
+          <w:szCs w:val="28"/>
+        </w:rPr>
+      </w:pPr>
+    </w:p>
+    <w:p>
+      <w:pPr>
+        <w:rPr>
+          <w:rFonts w:ascii="Arial" w:hAnsi="Arial" w:cs="Arial"/>
+          <w:b/>
+          <w:bCs/>
+          <w:sz w:val="28"/>
+          <w:szCs w:val="28"/>
+        </w:rPr>
+      </w:pPr>
+    </w:p>
+    <w:p>
+      <w:pPr>
+        <w:rPr>
+          <w:rFonts w:ascii="Arial" w:hAnsi="Arial" w:cs="Arial"/>
+          <w:b/>
+          <w:bCs/>
+          <w:sz w:val="28"/>
+          <w:szCs w:val="28"/>
+        </w:rPr>
+      </w:pPr>
+    </w:p>
+    <w:p>
+      <w:pPr>
+        <w:rPr>
+          <w:rFonts w:ascii="Arial" w:hAnsi="Arial" w:cs="Arial"/>
+          <w:b/>
+          <w:bCs/>
+          <w:sz w:val="28"/>
+          <w:szCs w:val="28"/>
+        </w:rPr>
+      </w:pPr>
+    </w:p>
+    <w:p>
+      <w:pPr>
+        <w:rPr>
+          <w:rFonts w:ascii="Arial" w:hAnsi="Arial" w:cs="Arial"/>
+          <w:b/>
+          <w:bCs/>
+          <w:sz w:val="28"/>
+          <w:szCs w:val="28"/>
+        </w:rPr>
+      </w:pPr>
+    </w:p>
+    <w:p>
+      <w:pPr>
+        <w:rPr>
+          <w:rFonts w:ascii="Arial" w:hAnsi="Arial" w:cs="Arial"/>
+          <w:b/>
+          <w:bCs/>
+          <w:sz w:val="28"/>
+          <w:szCs w:val="28"/>
+        </w:rPr>
+      </w:pPr>
+    </w:p>
+    <w:p>
+      <w:pPr>
+        <w:rPr>
+          <w:rFonts w:ascii="Arial" w:hAnsi="Arial" w:cs="Arial"/>
+          <w:b/>
+          <w:bCs/>
+          <w:sz w:val="28"/>
+          <w:szCs w:val="28"/>
+        </w:rPr>
+      </w:pPr>
+    </w:p>
+    <w:p>
+      <w:pPr>
+        <w:rPr>
+          <w:rFonts w:ascii="Arial" w:hAnsi="Arial" w:cs="Arial"/>
+          <w:b/>
+          <w:bCs/>
+          <w:sz w:val="28"/>
+          <w:szCs w:val="28"/>
+        </w:rPr>
+      </w:pPr>
+    </w:p>
+    <w:p>
+      <w:pPr>
+        <w:rPr>
+          <w:rFonts w:ascii="Arial" w:hAnsi="Arial" w:cs="Arial"/>
+          <w:b/>
+          <w:bCs/>
+          <w:sz w:val="28"/>
+          <w:szCs w:val="28"/>
+        </w:rPr>
+      </w:pPr>
+    </w:p>
+    <w:p>
+      <w:pPr>
+        <w:rPr>
+          <w:rFonts w:ascii="Arial" w:hAnsi="Arial" w:cs="Arial"/>
+          <w:b/>
+          <w:bCs/>
+          <w:sz w:val="28"/>
+          <w:szCs w:val="28"/>
+        </w:rPr>
+      </w:pPr>
+    </w:p>
+    <w:p>
+      <w:pPr>
+        <w:rPr>
+          <w:rFonts w:ascii="Arial" w:hAnsi="Arial" w:cs="Arial"/>
+          <w:b/>
+          <w:bCs/>
+          <w:sz w:val="28"/>
+          <w:szCs w:val="28"/>
+        </w:rPr>
+      </w:pPr>
+    </w:p>
+    <w:p>
+      <w:pPr>
+        <w:rPr>
+          <w:rFonts w:ascii="Arial" w:hAnsi="Arial" w:cs="Arial"/>
+          <w:b/>
+          <w:bCs/>
+          <w:sz w:val="28"/>
+          <w:szCs w:val="28"/>
+        </w:rPr>
+      </w:pPr>
+    </w:p>
+    <w:p>
+      <w:pPr>
+        <w:rPr>
+          <w:rFonts w:ascii="Arial" w:hAnsi="Arial" w:cs="Arial"/>
+          <w:b/>
+          <w:bCs/>
+          <w:sz w:val="28"/>
+          <w:szCs w:val="28"/>
+        </w:rPr>
+      </w:pPr>
+    </w:p>
+    <w:p>
+      <w:pPr>
+        <w:rPr>
+          <w:rFonts w:ascii="Arial" w:hAnsi="Arial" w:cs="Arial"/>
+          <w:b/>
+          <w:bCs/>
+          <w:sz w:val="28"/>
+          <w:szCs w:val="28"/>
+        </w:rPr>
+      </w:pPr>
+    </w:p>
+    <w:p>
+      <w:pPr>
+        <w:rPr>
+          <w:rFonts w:ascii="Arial" w:hAnsi="Arial" w:cs="Arial"/>
+          <w:b/>
+          <w:bCs/>
+          <w:sz w:val="28"/>
+          <w:szCs w:val="28"/>
+        </w:rPr>
+      </w:pPr>
+    </w:p>
+    <w:p>
+      <w:pPr>
+        <w:rPr>
+          <w:rFonts w:ascii="Arial" w:hAnsi="Arial" w:cs="Arial"/>
+          <w:b/>
+          <w:bCs/>
+          <w:sz w:val="28"/>
+          <w:szCs w:val="28"/>
+        </w:rPr>
+      </w:pPr>
+    </w:p>
+    <w:p>
+      <w:pPr>
+        <w:rPr>
+          <w:rFonts w:ascii="Arial" w:hAnsi="Arial" w:cs="Arial"/>
+          <w:b/>
+          <w:bCs/>
+          <w:sz w:val="28"/>
+          <w:szCs w:val="28"/>
+        </w:rPr>
+      </w:pPr>
+    </w:p>
+    <w:p>
+      <w:pPr>
+        <w:rPr>
+          <w:rFonts w:ascii="Arial" w:hAnsi="Arial" w:cs="Arial"/>
+          <w:b/>
+          <w:bCs/>
+          <w:sz w:val="28"/>
+          <w:szCs w:val="28"/>
+        </w:rPr>
+      </w:pPr>
+    </w:p>
+    <w:p>
+      <w:pPr>
+        <w:jc w:val="center"/>
+        <w:rPr>
+          <w:rFonts w:ascii="Arial" w:hAnsi="Arial" w:cs="Arial"/>
+          <w:b/>
+          <w:bCs/>
+          <w:sz w:val="28"/>
+          <w:szCs w:val="28"/>
+        </w:rPr>
+      </w:pPr>
+      <w:r>
+        <w:rPr>
+          <w:rFonts w:ascii="Arial" w:hAnsi="Arial" w:cs="Arial"/>
+          <w:b/>
+          <w:bCs/>
+          <w:sz w:val="28"/>
+          <w:szCs w:val="28"/>
+        </w:rPr>
+        <w:t>────────────────────────────</w:t>
+      </w:r>
+    </w:p>
+    <w:p>
+      <w:pPr>
+        <w:jc w:val="center"/>
+        <w:rPr>
+          <w:rFonts w:ascii="Arial" w:hAnsi="Arial" w:cs="Arial"/>
+          <w:b/>
+          <w:bCs/>
+          <w:sz w:val="28"/>
+          <w:szCs w:val="28"/>
+        </w:rPr>
+      </w:pPr>
+    </w:p>
+    <w:p>
+      <w:pPr>
+        <w:jc w:val="center"/>
+        <w:rPr>
+          <w:rFonts w:ascii="Arial" w:hAnsi="Arial" w:cs="Arial"/>
+          <w:b/>
+          <w:bCs/>
+          <w:sz w:val="28"/>
+          <w:szCs w:val="28"/>
+        </w:rPr>
+      </w:pPr>
+      <w:r>
+        <w:rPr>
+          <w:rFonts w:ascii="Arial" w:hAnsi="Arial" w:cs="Arial"/>
+          <w:b/>
+          <w:bCs/>
+          <w:sz w:val="28"/>
+          <w:szCs w:val="28"/>
+        </w:rPr>
+        <w:t>End of Network Device Inventory</w:t>
+      </w:r>
+    </w:p>
+    <w:p>
+      <w:pPr>
+        <w:jc w:val="center"/>
+        <w:rPr>
+          <w:rFonts w:ascii="Arial" w:hAnsi="Arial" w:cs="Arial"/>
+          <w:b/>
+          <w:bCs/>
+          <w:sz w:val="28"/>
+          <w:szCs w:val="28"/>
+        </w:rPr>
+      </w:pPr>
+    </w:p>
+    <w:p>
+      <w:pPr>
+        <w:jc w:val="center"/>
+        <w:rPr>
+          <w:rFonts w:ascii="Arial" w:hAnsi="Arial" w:cs="Arial"/>
+          <w:b/>
+          <w:bCs/>
+          <w:sz w:val="28"/>
+          <w:szCs w:val="28"/>
+        </w:rPr>
+      </w:pPr>
+      <w:r>
+        <w:rPr>
+          <w:rFonts w:ascii="Arial" w:hAnsi="Arial" w:cs="Arial"/>
+          <w:b/>
+          <w:bCs/>
+          <w:sz w:val="28"/>
+          <w:szCs w:val="28"/>
+        </w:rPr>
+        <w:t>Masakhane Technologies (Pty) Ltd</w:t>
+      </w:r>
+    </w:p>
+    <w:p>
+      <w:pPr>
+        <w:jc w:val="center"/>
+        <w:rPr>
+          <w:rFonts w:ascii="Arial" w:hAnsi="Arial" w:cs="Arial"/>
+          <w:b/>
+          <w:bCs/>
+          <w:sz w:val="28"/>
+          <w:szCs w:val="28"/>
+        </w:rPr>
+      </w:pPr>
+    </w:p>
+    <w:p>
+      <w:pPr>
+        <w:jc w:val="center"/>
+        <w:rPr>
+          <w:rFonts w:ascii="Arial" w:hAnsi="Arial" w:cs="Arial"/>
+          <w:b/>
+          <w:bCs/>
+          <w:sz w:val="28"/>
+          <w:szCs w:val="28"/>
+        </w:rPr>
+      </w:pPr>
+      <w:r>
+        <w:rPr>
+          <w:rFonts w:ascii="Arial" w:hAnsi="Arial" w:cs="Arial"/>
+          <w:b/>
+          <w:bCs/>
+          <w:sz w:val="28"/>
+          <w:szCs w:val="28"/>
+        </w:rPr>
+        <w:t>Enterprise Network Design Project</w:t>
+      </w:r>
     </w:p>
     <w:sectPr>
       <w:pgSz w:w="11906" w:h="16838"/>
@@ -6420,6 +7161,56 @@
     </w:sectPr>
   </w:body>
 </w:document>
+</file>
+
+<file path=word/endnotes.xml><?xml version="1.0" encoding="utf-8"?>
+<w:endnotes xmlns:wpc="http://schemas.microsoft.com/office/word/2010/wordprocessingCanvas" xmlns:cx="http://schemas.microsoft.com/office/drawing/2014/chartex" xmlns:cx1="http://schemas.microsoft.com/office/drawing/2015/9/8/chartex" xmlns:cx2="http://schemas.microsoft.com/office/drawing/2015/10/21/chartex" xmlns:cx3="http://schemas.microsoft.com/office/drawing/2016/5/9/chartex" xmlns:cx4="http://schemas.microsoft.com/office/drawing/2016/5/10/chartex" xmlns:cx5="http://schemas.microsoft.com/office/drawing/2016/5/11/chartex" xmlns:cx6="http://schemas.microsoft.com/office/drawing/2016/5/12/chartex" xmlns:cx7="http://schemas.microsoft.com/office/drawing/2016/5/13/chartex" xmlns:cx8="http://schemas.microsoft.com/office/drawing/2016/5/14/chartex" xmlns:mc="http://schemas.openxmlformats.org/markup-compatibility/2006" xmlns:aink="http://schemas.microsoft.com/office/drawing/2016/ink" xmlns:am3d="http://schemas.microsoft.com/office/drawing/2017/model3d" xmlns:o="urn:schemas-microsoft-com:office:office" xmlns:oel="http://schemas.microsoft.com/office/2019/extlst" xmlns:r="http://schemas.openxmlformats.org/officeDocument/2006/relationships" xmlns:m="http://schemas.openxmlformats.org/officeDocument/2006/math" xmlns:v="urn:schemas-microsoft-com:vml" xmlns:wp14="http://schemas.microsoft.com/office/word/2010/wordprocessingDrawing" xmlns:wp="http://schemas.openxmlformats.org/drawingml/2006/wordprocessingDrawing" xmlns:w10="urn:schemas-microsoft-com:office:word" xmlns:w="http://schemas.openxmlformats.org/wordprocessingml/2006/main" xmlns:w14="http://schemas.microsoft.com/office/word/2010/wordml" xmlns:w15="http://schemas.microsoft.com/office/word/2012/wordml" xmlns:w16cei="http://schemas.microsoft.com/office/word/2026/wordml/cei" xmlns:w16cex="http://schemas.microsoft.com/office/word/2018/wordml/cex" xmlns:w16cid="http://schemas.microsoft.com/office/word/2016/wordml/cid" xmlns:w16="http://schemas.microsoft.com/office/word/2018/wordml" xmlns:w16du="http://schemas.microsoft.com/office/word/2023/wordml/word16du" xmlns:w16sdtdh="http://schemas.microsoft.com/office/word/2020/wordml/sdtdatahash" xmlns:w16sdtfl="http://schemas.microsoft.com/office/word/2024/wordml/sdtformatlock" xmlns:w16se="http://schemas.microsoft.com/office/word/2015/wordml/symex" xmlns:wpg="http://schemas.microsoft.com/office/word/2010/wordprocessingGroup" xmlns:wpi="http://schemas.microsoft.com/office/word/2010/wordprocessingInk" xmlns:wne="http://schemas.microsoft.com/office/word/2006/wordml" xmlns:wps="http://schemas.microsoft.com/office/word/2010/wordprocessingShape" mc:Ignorable="w14 w15 w16se w16cid w16 w16cex w16sdtdh w16sdtfl w16du wp14">
+  <w:endnote w:type="separator" w:id="-1">
+    <w:p>
+      <w:pPr>
+        <w:spacing w:after="0" w:line="240" w:lineRule="auto"/>
+      </w:pPr>
+      <w:r>
+        <w:separator/>
+      </w:r>
+    </w:p>
+  </w:endnote>
+  <w:endnote w:type="continuationSeparator" w:id="0">
+    <w:p>
+      <w:pPr>
+        <w:spacing w:after="0" w:line="240" w:lineRule="auto"/>
+      </w:pPr>
+      <w:r>
+        <w:continuationSeparator/>
+      </w:r>
+    </w:p>
+  </w:endnote>
+</w:endnotes>
+</file>
+
+<file path=word/footnotes.xml><?xml version="1.0" encoding="utf-8"?>
+<w:footnotes xmlns:wpc="http://schemas.microsoft.com/office/word/2010/wordprocessingCanvas" xmlns:cx="http://schemas.microsoft.com/office/drawing/2014/chartex" xmlns:cx1="http://schemas.microsoft.com/office/drawing/2015/9/8/chartex" xmlns:cx2="http://schemas.microsoft.com/office/drawing/2015/10/21/chartex" xmlns:cx3="http://schemas.microsoft.com/office/drawing/2016/5/9/chartex" xmlns:cx4="http://schemas.microsoft.com/office/drawing/2016/5/10/chartex" xmlns:cx5="http://schemas.microsoft.com/office/drawing/2016/5/11/chartex" xmlns:cx6="http://schemas.microsoft.com/office/drawing/2016/5/12/chartex" xmlns:cx7="http://schemas.microsoft.com/office/drawing/2016/5/13/chartex" xmlns:cx8="http://schemas.microsoft.com/office/drawing/2016/5/14/chartex" xmlns:mc="http://schemas.openxmlformats.org/markup-compatibility/2006" xmlns:aink="http://schemas.microsoft.com/office/drawing/2016/ink" xmlns:am3d="http://schemas.microsoft.com/office/drawing/2017/model3d" xmlns:o="urn:schemas-microsoft-com:office:office" xmlns:oel="http://schemas.microsoft.com/office/2019/extlst" xmlns:r="http://schemas.openxmlformats.org/officeDocument/2006/relationships" xmlns:m="http://schemas.openxmlformats.org/officeDocument/2006/math" xmlns:v="urn:schemas-microsoft-com:vml" xmlns:wp14="http://schemas.microsoft.com/office/word/2010/wordprocessingDrawing" xmlns:wp="http://schemas.openxmlformats.org/drawingml/2006/wordprocessingDrawing" xmlns:w10="urn:schemas-microsoft-com:office:word" xmlns:w="http://schemas.openxmlformats.org/wordprocessingml/2006/main" xmlns:w14="http://schemas.microsoft.com/office/word/2010/wordml" xmlns:w15="http://schemas.microsoft.com/office/word/2012/wordml" xmlns:w16cei="http://schemas.microsoft.com/office/word/2026/wordml/cei" xmlns:w16cex="http://schemas.microsoft.com/office/word/2018/wordml/cex" xmlns:w16cid="http://schemas.microsoft.com/office/word/2016/wordml/cid" xmlns:w16="http://schemas.microsoft.com/office/word/2018/wordml" xmlns:w16du="http://schemas.microsoft.com/office/word/2023/wordml/word16du" xmlns:w16sdtdh="http://schemas.microsoft.com/office/word/2020/wordml/sdtdatahash" xmlns:w16sdtfl="http://schemas.microsoft.com/office/word/2024/wordml/sdtformatlock" xmlns:w16se="http://schemas.microsoft.com/office/word/2015/wordml/symex" xmlns:wpg="http://schemas.microsoft.com/office/word/2010/wordprocessingGroup" xmlns:wpi="http://schemas.microsoft.com/office/word/2010/wordprocessingInk" xmlns:wne="http://schemas.microsoft.com/office/word/2006/wordml" xmlns:wps="http://schemas.microsoft.com/office/word/2010/wordprocessingShape" mc:Ignorable="w14 w15 w16se w16cid w16 w16cex w16sdtdh w16sdtfl w16du wp14">
+  <w:footnote w:type="separator" w:id="-1">
+    <w:p>
+      <w:pPr>
+        <w:spacing w:after="0" w:line="240" w:lineRule="auto"/>
+      </w:pPr>
+      <w:r>
+        <w:separator/>
+      </w:r>
+    </w:p>
+  </w:footnote>
+  <w:footnote w:type="continuationSeparator" w:id="0">
+    <w:p>
+      <w:pPr>
+        <w:spacing w:after="0" w:line="240" w:lineRule="auto"/>
+      </w:pPr>
+      <w:r>
+        <w:continuationSeparator/>
+      </w:r>
+    </w:p>
+  </w:footnote>
+</w:footnotes>
 </file>
 
 <file path=word/styles.xml><?xml version="1.0" encoding="utf-8"?>
@@ -7026,7 +7817,6 @@
   <w:style w:type="character" w:default="1" w:styleId="DefaultParagraphFont">
     <w:name w:val="Default Paragraph Font"/>
     <w:uiPriority w:val="1"/>
-    <w:semiHidden/>
     <w:unhideWhenUsed/>
   </w:style>
   <w:style w:type="table" w:default="1" w:styleId="TableNormal">
@@ -7359,6 +8149,50 @@
       </w:tblBorders>
     </w:tblPr>
   </w:style>
+  <w:style w:type="paragraph" w:styleId="Header">
+    <w:name w:val="header"/>
+    <w:basedOn w:val="Normal"/>
+    <w:link w:val="HeaderChar"/>
+    <w:uiPriority w:val="99"/>
+    <w:unhideWhenUsed/>
+    <w:rsid w:val="000C4428"/>
+    <w:pPr>
+      <w:tabs>
+        <w:tab w:val="center" w:pos="4513"/>
+        <w:tab w:val="right" w:pos="9026"/>
+      </w:tabs>
+      <w:spacing w:after="0" w:line="240" w:lineRule="auto"/>
+    </w:pPr>
+  </w:style>
+  <w:style w:type="character" w:customStyle="1" w:styleId="HeaderChar">
+    <w:name w:val="Header Char"/>
+    <w:basedOn w:val="DefaultParagraphFont"/>
+    <w:link w:val="Header"/>
+    <w:uiPriority w:val="99"/>
+    <w:rsid w:val="000C4428"/>
+  </w:style>
+  <w:style w:type="paragraph" w:styleId="Footer">
+    <w:name w:val="footer"/>
+    <w:basedOn w:val="Normal"/>
+    <w:link w:val="FooterChar"/>
+    <w:uiPriority w:val="99"/>
+    <w:unhideWhenUsed/>
+    <w:rsid w:val="000C4428"/>
+    <w:pPr>
+      <w:tabs>
+        <w:tab w:val="center" w:pos="4513"/>
+        <w:tab w:val="right" w:pos="9026"/>
+      </w:tabs>
+      <w:spacing w:after="0" w:line="240" w:lineRule="auto"/>
+    </w:pPr>
+  </w:style>
+  <w:style w:type="character" w:customStyle="1" w:styleId="FooterChar">
+    <w:name w:val="Footer Char"/>
+    <w:basedOn w:val="DefaultParagraphFont"/>
+    <w:link w:val="Footer"/>
+    <w:uiPriority w:val="99"/>
+    <w:rsid w:val="000C4428"/>
+  </w:style>
 </w:styles>
 </file>
 
